--- a/Hiking_Trip/1. Word Search Note.docx
+++ b/Hiking_Trip/1. Word Search Note.docx
@@ -1575,6 +1575,15 @@
       </w:tblBorders>
     </w:tblPr>
   </w:style>
+  <w:style w:type="paragraph" w:styleId="NoSpacing">
+    <w:name w:val="No Spacing"/>
+    <w:uiPriority w:val="1"/>
+    <w:qFormat/>
+    <w:rsid w:val="00FF6895"/>
+    <w:pPr>
+      <w:spacing w:after="0" w:line="240" w:lineRule="auto"/>
+    </w:pPr>
+  </w:style>
 </w:styles>
 </file>
 

--- a/Hiking_Trip/1. Word Search Note.docx
+++ b/Hiking_Trip/1. Word Search Note.docx
@@ -28,15 +28,15 @@
               <w:ind w:firstLine="318"/>
               <w:rPr>
                 <w:rFonts w:ascii="Architects Daughter" w:hAnsi="Architects Daughter"/>
-                <w:sz w:val="32"/>
-                <w:szCs w:val="32"/>
+                <w:sz w:val="30"/>
+                <w:szCs w:val="30"/>
               </w:rPr>
             </w:pPr>
             <w:r>
               <w:rPr>
                 <w:rFonts w:ascii="Architects Daughter" w:hAnsi="Architects Daughter"/>
-                <w:sz w:val="32"/>
-                <w:szCs w:val="32"/>
+                <w:sz w:val="30"/>
+                <w:szCs w:val="30"/>
               </w:rPr>
               <w:t>Hello me!</w:t>
             </w:r>
@@ -59,8 +59,8 @@
               <w:ind w:firstLine="318"/>
               <w:rPr>
                 <w:rFonts w:ascii="Architects Daughter" w:hAnsi="Architects Daughter"/>
-                <w:sz w:val="32"/>
-                <w:szCs w:val="32"/>
+                <w:sz w:val="30"/>
+                <w:szCs w:val="30"/>
               </w:rPr>
             </w:pPr>
           </w:p>
@@ -82,33 +82,25 @@
               <w:ind w:firstLine="318"/>
               <w:rPr>
                 <w:rFonts w:ascii="Architects Daughter" w:hAnsi="Architects Daughter"/>
-                <w:sz w:val="32"/>
-                <w:szCs w:val="32"/>
+                <w:sz w:val="30"/>
+                <w:szCs w:val="30"/>
               </w:rPr>
             </w:pPr>
             <w:r>
               <w:rPr>
                 <w:rFonts w:ascii="Architects Daughter" w:hAnsi="Architects Daughter"/>
-                <w:sz w:val="32"/>
-                <w:szCs w:val="32"/>
+                <w:sz w:val="30"/>
+                <w:szCs w:val="30"/>
               </w:rPr>
               <w:t>As you know, my ADHD (Attention-</w:t>
             </w:r>
             <w:r>
               <w:rPr>
                 <w:rFonts w:ascii="Architects Daughter" w:hAnsi="Architects Daughter"/>
-                <w:sz w:val="32"/>
-                <w:szCs w:val="32"/>
-              </w:rPr>
-              <w:t>Deficit</w:t>
-            </w:r>
-            <w:r>
-              <w:rPr>
-                <w:rFonts w:ascii="Architects Daughter" w:hAnsi="Architects Daughter"/>
-                <w:sz w:val="32"/>
-                <w:szCs w:val="32"/>
-              </w:rPr>
-              <w:t>/</w:t>
+                <w:sz w:val="30"/>
+                <w:szCs w:val="30"/>
+              </w:rPr>
+              <w:t>Deficit/</w:t>
             </w:r>
           </w:p>
         </w:tc>
@@ -129,23 +121,23 @@
               <w:ind w:firstLine="318"/>
               <w:rPr>
                 <w:rFonts w:ascii="Architects Daughter" w:hAnsi="Architects Daughter"/>
-                <w:sz w:val="32"/>
-                <w:szCs w:val="32"/>
+                <w:sz w:val="30"/>
+                <w:szCs w:val="30"/>
               </w:rPr>
             </w:pPr>
             <w:r>
               <w:rPr>
                 <w:rFonts w:ascii="Architects Daughter" w:hAnsi="Architects Daughter"/>
-                <w:sz w:val="32"/>
-                <w:szCs w:val="32"/>
+                <w:sz w:val="30"/>
+                <w:szCs w:val="30"/>
               </w:rPr>
               <w:t>Hyperactivity Disorder) makes me</w:t>
             </w:r>
             <w:r>
               <w:rPr>
                 <w:rFonts w:ascii="Architects Daughter" w:hAnsi="Architects Daughter"/>
-                <w:sz w:val="32"/>
-                <w:szCs w:val="32"/>
+                <w:sz w:val="30"/>
+                <w:szCs w:val="30"/>
               </w:rPr>
               <w:t xml:space="preserve"> </w:t>
             </w:r>
@@ -154,27 +146,19 @@
                 <w:rFonts w:ascii="Architects Daughter" w:hAnsi="Architects Daughter"/>
                 <w:b/>
                 <w:bCs/>
-                <w:sz w:val="32"/>
-                <w:szCs w:val="32"/>
+                <w:sz w:val="30"/>
+                <w:szCs w:val="30"/>
                 <w:u w:val="single"/>
               </w:rPr>
-              <w:t>forget</w:t>
-            </w:r>
-            <w:r>
-              <w:rPr>
-                <w:rFonts w:ascii="Architects Daughter" w:hAnsi="Architects Daughter"/>
-                <w:sz w:val="32"/>
-                <w:szCs w:val="32"/>
-              </w:rPr>
-              <w:t xml:space="preserve"> things</w:t>
-            </w:r>
-            <w:r>
-              <w:rPr>
-                <w:rFonts w:ascii="Architects Daughter" w:hAnsi="Architects Daughter"/>
-                <w:sz w:val="32"/>
-                <w:szCs w:val="32"/>
-              </w:rPr>
-              <w:t>.</w:t>
+              <w:t>FORGET</w:t>
+            </w:r>
+            <w:r>
+              <w:rPr>
+                <w:rFonts w:ascii="Architects Daughter" w:hAnsi="Architects Daughter"/>
+                <w:sz w:val="30"/>
+                <w:szCs w:val="30"/>
+              </w:rPr>
+              <w:t xml:space="preserve"> things.</w:t>
             </w:r>
           </w:p>
         </w:tc>
@@ -195,15 +179,15 @@
               <w:ind w:firstLine="318"/>
               <w:rPr>
                 <w:rFonts w:ascii="Architects Daughter" w:hAnsi="Architects Daughter"/>
-                <w:sz w:val="32"/>
-                <w:szCs w:val="32"/>
+                <w:sz w:val="30"/>
+                <w:szCs w:val="30"/>
               </w:rPr>
             </w:pPr>
             <w:r>
               <w:rPr>
                 <w:rFonts w:ascii="Architects Daughter" w:hAnsi="Architects Daughter"/>
-                <w:sz w:val="32"/>
-                <w:szCs w:val="32"/>
+                <w:sz w:val="30"/>
+                <w:szCs w:val="30"/>
               </w:rPr>
               <w:t xml:space="preserve">For our </w:t>
             </w:r>
@@ -212,33 +196,33 @@
                 <w:rFonts w:ascii="Architects Daughter" w:hAnsi="Architects Daughter"/>
                 <w:b/>
                 <w:bCs/>
-                <w:sz w:val="32"/>
-                <w:szCs w:val="32"/>
+                <w:sz w:val="30"/>
+                <w:szCs w:val="30"/>
                 <w:u w:val="single"/>
               </w:rPr>
-              <w:t>family</w:t>
-            </w:r>
-            <w:r>
-              <w:rPr>
-                <w:rFonts w:ascii="Architects Daughter" w:hAnsi="Architects Daughter"/>
-                <w:sz w:val="32"/>
-                <w:szCs w:val="32"/>
+              <w:t>FAMILY</w:t>
+            </w:r>
+            <w:r>
+              <w:rPr>
+                <w:rFonts w:ascii="Architects Daughter" w:hAnsi="Architects Daughter"/>
+                <w:sz w:val="30"/>
+                <w:szCs w:val="30"/>
               </w:rPr>
               <w:t xml:space="preserve"> camping trip </w:t>
             </w:r>
             <w:r>
               <w:rPr>
                 <w:rFonts w:ascii="Architects Daughter" w:hAnsi="Architects Daughter"/>
-                <w:sz w:val="32"/>
-                <w:szCs w:val="32"/>
+                <w:sz w:val="30"/>
+                <w:szCs w:val="30"/>
               </w:rPr>
               <w:t>this week</w:t>
             </w:r>
             <w:r>
               <w:rPr>
                 <w:rFonts w:ascii="Architects Daughter" w:hAnsi="Architects Daughter"/>
-                <w:sz w:val="32"/>
-                <w:szCs w:val="32"/>
+                <w:sz w:val="30"/>
+                <w:szCs w:val="30"/>
               </w:rPr>
               <w:t xml:space="preserve">, Juno </w:t>
             </w:r>
@@ -261,23 +245,23 @@
               <w:ind w:firstLine="318"/>
               <w:rPr>
                 <w:rFonts w:ascii="Architects Daughter" w:hAnsi="Architects Daughter"/>
-                <w:sz w:val="32"/>
-                <w:szCs w:val="32"/>
+                <w:sz w:val="30"/>
+                <w:szCs w:val="30"/>
               </w:rPr>
             </w:pPr>
             <w:r>
               <w:rPr>
                 <w:rFonts w:ascii="Architects Daughter" w:hAnsi="Architects Daughter"/>
-                <w:sz w:val="32"/>
-                <w:szCs w:val="32"/>
+                <w:sz w:val="30"/>
+                <w:szCs w:val="30"/>
               </w:rPr>
               <w:t>a</w:t>
             </w:r>
             <w:r>
               <w:rPr>
                 <w:rFonts w:ascii="Architects Daughter" w:hAnsi="Architects Daughter"/>
-                <w:sz w:val="32"/>
-                <w:szCs w:val="32"/>
+                <w:sz w:val="30"/>
+                <w:szCs w:val="30"/>
               </w:rPr>
               <w:t xml:space="preserve">sked me to </w:t>
             </w:r>
@@ -286,17 +270,17 @@
                 <w:rFonts w:ascii="Architects Daughter" w:hAnsi="Architects Daughter"/>
                 <w:b/>
                 <w:bCs/>
-                <w:sz w:val="32"/>
-                <w:szCs w:val="32"/>
+                <w:sz w:val="30"/>
+                <w:szCs w:val="30"/>
                 <w:u w:val="single"/>
               </w:rPr>
-              <w:t>lock</w:t>
-            </w:r>
-            <w:r>
-              <w:rPr>
-                <w:rFonts w:ascii="Architects Daughter" w:hAnsi="Architects Daughter"/>
-                <w:sz w:val="32"/>
-                <w:szCs w:val="32"/>
+              <w:t>LOCK</w:t>
+            </w:r>
+            <w:r>
+              <w:rPr>
+                <w:rFonts w:ascii="Architects Daughter" w:hAnsi="Architects Daughter"/>
+                <w:sz w:val="30"/>
+                <w:szCs w:val="30"/>
               </w:rPr>
               <w:t xml:space="preserve"> her favourite plushy in the </w:t>
             </w:r>
@@ -319,60 +303,42 @@
               <w:ind w:firstLine="318"/>
               <w:rPr>
                 <w:rFonts w:ascii="Architects Daughter" w:hAnsi="Architects Daughter"/>
-                <w:sz w:val="32"/>
-                <w:szCs w:val="32"/>
+                <w:sz w:val="30"/>
+                <w:szCs w:val="30"/>
               </w:rPr>
             </w:pPr>
             <w:r>
               <w:rPr>
                 <w:rFonts w:ascii="Architects Daughter" w:hAnsi="Architects Daughter"/>
-                <w:sz w:val="32"/>
-                <w:szCs w:val="32"/>
-              </w:rPr>
-              <w:t>“</w:t>
-            </w:r>
-            <w:proofErr w:type="gramStart"/>
-            <w:r>
-              <w:rPr>
-                <w:rFonts w:ascii="Architects Daughter" w:hAnsi="Architects Daughter"/>
-                <w:sz w:val="32"/>
-                <w:szCs w:val="32"/>
-              </w:rPr>
-              <w:t>special</w:t>
-            </w:r>
-            <w:proofErr w:type="gramEnd"/>
-            <w:r>
-              <w:rPr>
-                <w:rFonts w:ascii="Architects Daughter" w:hAnsi="Architects Daughter"/>
-                <w:sz w:val="32"/>
-                <w:szCs w:val="32"/>
-              </w:rPr>
-              <w:t xml:space="preserve"> </w:t>
+                <w:sz w:val="30"/>
+                <w:szCs w:val="30"/>
+              </w:rPr>
+              <w:t xml:space="preserve">“special </w:t>
             </w:r>
             <w:r>
               <w:rPr>
                 <w:rFonts w:ascii="Architects Daughter" w:hAnsi="Architects Daughter"/>
                 <w:b/>
                 <w:bCs/>
-                <w:sz w:val="32"/>
-                <w:szCs w:val="32"/>
+                <w:sz w:val="30"/>
+                <w:szCs w:val="30"/>
                 <w:u w:val="single"/>
               </w:rPr>
-              <w:t>backpack</w:t>
-            </w:r>
-            <w:r>
-              <w:rPr>
-                <w:rFonts w:ascii="Architects Daughter" w:hAnsi="Architects Daughter"/>
-                <w:sz w:val="32"/>
-                <w:szCs w:val="32"/>
+              <w:t>BACKPACK</w:t>
+            </w:r>
+            <w:r>
+              <w:rPr>
+                <w:rFonts w:ascii="Architects Daughter" w:hAnsi="Architects Daughter"/>
+                <w:sz w:val="30"/>
+                <w:szCs w:val="30"/>
               </w:rPr>
               <w:t>”</w:t>
             </w:r>
             <w:r>
               <w:rPr>
                 <w:rFonts w:ascii="Architects Daughter" w:hAnsi="Architects Daughter"/>
-                <w:sz w:val="32"/>
-                <w:szCs w:val="32"/>
+                <w:sz w:val="30"/>
+                <w:szCs w:val="30"/>
               </w:rPr>
               <w:t>. With the stress of the trip/</w:t>
             </w:r>
@@ -395,15 +361,15 @@
               <w:ind w:firstLine="318"/>
               <w:rPr>
                 <w:rFonts w:ascii="Architects Daughter" w:hAnsi="Architects Daughter"/>
-                <w:sz w:val="32"/>
-                <w:szCs w:val="32"/>
+                <w:sz w:val="30"/>
+                <w:szCs w:val="30"/>
               </w:rPr>
             </w:pPr>
             <w:r>
               <w:rPr>
                 <w:rFonts w:ascii="Architects Daughter" w:hAnsi="Architects Daughter"/>
-                <w:sz w:val="32"/>
-                <w:szCs w:val="32"/>
+                <w:sz w:val="30"/>
+                <w:szCs w:val="30"/>
               </w:rPr>
               <w:t xml:space="preserve">packing/driving. I might not remember how to </w:t>
             </w:r>
@@ -426,31 +392,31 @@
               <w:ind w:firstLine="318"/>
               <w:rPr>
                 <w:rFonts w:ascii="Architects Daughter" w:hAnsi="Architects Daughter"/>
-                <w:sz w:val="32"/>
-                <w:szCs w:val="32"/>
+                <w:sz w:val="30"/>
+                <w:szCs w:val="30"/>
               </w:rPr>
             </w:pPr>
             <w:r>
               <w:rPr>
                 <w:rFonts w:ascii="Architects Daughter" w:hAnsi="Architects Daughter"/>
-                <w:sz w:val="32"/>
-                <w:szCs w:val="32"/>
+                <w:sz w:val="30"/>
+                <w:szCs w:val="30"/>
               </w:rPr>
               <w:t>open it. But</w:t>
             </w:r>
             <w:r>
               <w:rPr>
                 <w:rFonts w:ascii="Architects Daughter" w:hAnsi="Architects Daughter"/>
-                <w:sz w:val="32"/>
-                <w:szCs w:val="32"/>
+                <w:sz w:val="30"/>
+                <w:szCs w:val="30"/>
               </w:rPr>
               <w:t xml:space="preserve"> I prepared for this! </w:t>
             </w:r>
             <w:r>
               <w:rPr>
                 <w:rFonts w:ascii="Architects Daughter" w:hAnsi="Architects Daughter"/>
-                <w:sz w:val="32"/>
-                <w:szCs w:val="32"/>
+                <w:sz w:val="30"/>
+                <w:szCs w:val="30"/>
               </w:rPr>
               <w:t>Clues are hidden</w:t>
             </w:r>
@@ -473,15 +439,15 @@
               <w:ind w:firstLine="318"/>
               <w:rPr>
                 <w:rFonts w:ascii="Architects Daughter" w:hAnsi="Architects Daughter"/>
-                <w:sz w:val="32"/>
-                <w:szCs w:val="32"/>
+                <w:sz w:val="30"/>
+                <w:szCs w:val="30"/>
               </w:rPr>
             </w:pPr>
             <w:r>
               <w:rPr>
                 <w:rFonts w:ascii="Architects Daughter" w:hAnsi="Architects Daughter"/>
-                <w:sz w:val="32"/>
-                <w:szCs w:val="32"/>
+                <w:sz w:val="30"/>
+                <w:szCs w:val="30"/>
               </w:rPr>
               <w:t xml:space="preserve">to </w:t>
             </w:r>
@@ -490,17 +456,17 @@
                 <w:rFonts w:ascii="Architects Daughter" w:hAnsi="Architects Daughter"/>
                 <w:b/>
                 <w:bCs/>
-                <w:sz w:val="32"/>
-                <w:szCs w:val="32"/>
+                <w:sz w:val="30"/>
+                <w:szCs w:val="30"/>
                 <w:u w:val="single"/>
               </w:rPr>
-              <w:t>help</w:t>
-            </w:r>
-            <w:r>
-              <w:rPr>
-                <w:rFonts w:ascii="Architects Daughter" w:hAnsi="Architects Daughter"/>
-                <w:sz w:val="32"/>
-                <w:szCs w:val="32"/>
+              <w:t>HELP</w:t>
+            </w:r>
+            <w:r>
+              <w:rPr>
+                <w:rFonts w:ascii="Architects Daughter" w:hAnsi="Architects Daughter"/>
+                <w:sz w:val="30"/>
+                <w:szCs w:val="30"/>
               </w:rPr>
               <w:t xml:space="preserve"> unlock the plushy.</w:t>
             </w:r>
@@ -523,8 +489,8 @@
               <w:ind w:firstLine="318"/>
               <w:rPr>
                 <w:rFonts w:ascii="Architects Daughter" w:hAnsi="Architects Daughter"/>
-                <w:sz w:val="32"/>
-                <w:szCs w:val="32"/>
+                <w:sz w:val="30"/>
+                <w:szCs w:val="30"/>
               </w:rPr>
             </w:pPr>
           </w:p>
@@ -546,8 +512,8 @@
               <w:ind w:firstLine="318"/>
               <w:rPr>
                 <w:rFonts w:ascii="Architects Daughter" w:hAnsi="Architects Daughter"/>
-                <w:sz w:val="32"/>
-                <w:szCs w:val="32"/>
+                <w:sz w:val="30"/>
+                <w:szCs w:val="30"/>
               </w:rPr>
             </w:pPr>
             <w:r>
@@ -555,17 +521,17 @@
                 <w:rFonts w:ascii="Architects Daughter" w:hAnsi="Architects Daughter"/>
                 <w:b/>
                 <w:bCs/>
-                <w:sz w:val="32"/>
-                <w:szCs w:val="32"/>
+                <w:sz w:val="30"/>
+                <w:szCs w:val="30"/>
                 <w:u w:val="single"/>
               </w:rPr>
-              <w:t>Best</w:t>
-            </w:r>
-            <w:r>
-              <w:rPr>
-                <w:rFonts w:ascii="Architects Daughter" w:hAnsi="Architects Daughter"/>
-                <w:sz w:val="32"/>
-                <w:szCs w:val="32"/>
+              <w:t>BEST</w:t>
+            </w:r>
+            <w:r>
+              <w:rPr>
+                <w:rFonts w:ascii="Architects Daughter" w:hAnsi="Architects Daughter"/>
+                <w:sz w:val="30"/>
+                <w:szCs w:val="30"/>
               </w:rPr>
               <w:t xml:space="preserve"> of luck!</w:t>
             </w:r>
@@ -588,8 +554,8 @@
               <w:ind w:firstLine="318"/>
               <w:rPr>
                 <w:rFonts w:ascii="Architects Daughter" w:hAnsi="Architects Daughter"/>
-                <w:sz w:val="32"/>
-                <w:szCs w:val="32"/>
+                <w:sz w:val="30"/>
+                <w:szCs w:val="30"/>
               </w:rPr>
             </w:pPr>
           </w:p>
@@ -611,15 +577,15 @@
               <w:ind w:firstLine="318"/>
               <w:rPr>
                 <w:rFonts w:ascii="Architects Daughter" w:hAnsi="Architects Daughter"/>
-                <w:sz w:val="32"/>
-                <w:szCs w:val="32"/>
+                <w:sz w:val="30"/>
+                <w:szCs w:val="30"/>
               </w:rPr>
             </w:pPr>
             <w:r>
               <w:rPr>
                 <w:rFonts w:ascii="Architects Daughter" w:hAnsi="Architects Daughter"/>
-                <w:sz w:val="32"/>
-                <w:szCs w:val="32"/>
+                <w:sz w:val="30"/>
+                <w:szCs w:val="30"/>
               </w:rPr>
               <w:t>Cheers!</w:t>
             </w:r>
@@ -627,7 +593,14 @@
         </w:tc>
       </w:tr>
     </w:tbl>
-    <w:p/>
+    <w:p>
+      <w:pPr>
+        <w:rPr>
+          <w:sz w:val="22"/>
+          <w:szCs w:val="22"/>
+        </w:rPr>
+      </w:pPr>
+    </w:p>
     <w:sectPr>
       <w:pgSz w:w="8675" w:h="8675"/>
       <w:pgMar w:top="851" w:right="851" w:bottom="953" w:left="851" w:header="709" w:footer="709" w:gutter="0"/>
